--- a/McKinsey - Software Delivery Specialist USG Analytics/Kanu Madhok Resume - McKinsey Software Delivery Specialist.docx
+++ b/McKinsey - Software Delivery Specialist USG Analytics/Kanu Madhok Resume - McKinsey Software Delivery Specialist.docx
@@ -2,7 +2,7 @@
 <file path=word/document.xml><?xml version="1.0" encoding="utf-8"?>
 <w:document xmlns:w="http://schemas.openxmlformats.org/wordprocessingml/2006/main" xmlns:m="http://schemas.openxmlformats.org/officeDocument/2006/math" xmlns:r="http://schemas.openxmlformats.org/officeDocument/2006/relationships" xmlns:o="urn:schemas-microsoft-com:office:office" xmlns:v="urn:schemas-microsoft-com:vml" xmlns:w10="urn:schemas-microsoft-com:office:word" xmlns:a="http://schemas.openxmlformats.org/drawingml/2006/main" xmlns:pic="http://schemas.openxmlformats.org/drawingml/2006/picture" xmlns:wp="http://schemas.openxmlformats.org/drawingml/2006/wordprocessingDrawing">
   <w:body>
-    <w:bookmarkStart w:id="19" w:name="kanu-madhok"/>
+    <w:bookmarkStart w:id="16" w:name="kanu-madhok"/>
     <w:p>
       <w:pPr>
         <w:pStyle w:val="Heading1"/>
@@ -48,25 +48,13 @@
       </w:hyperlink>
     </w:p>
     <w:p>
-      <w:pPr>
-        <w:pStyle w:val="BodyText"/>
-      </w:pPr>
-      <w:r>
-        <w:rPr>
-          <w:i/>
-          <w:iCs/>
-        </w:rPr>
-        <w:t xml:space="preserve">Text source for the .docx / .pdf. In the formatted version, city · date sit right-aligned to the page edge.</w:t>
-      </w:r>
-    </w:p>
-    <w:p>
       <w:r>
         <w:pict>
           <v:rect style="width:0;height:1.5pt" o:hralign="center" o:hrstd="t" o:hr="t"/>
         </w:pict>
       </w:r>
     </w:p>
-    <w:bookmarkStart w:id="15" w:name="professional-experience"/>
+    <w:bookmarkStart w:id="13" w:name="professional-experience"/>
     <w:p>
       <w:pPr>
         <w:pStyle w:val="Heading2"/>
@@ -105,7 +93,7 @@
         </w:numPr>
       </w:pPr>
       <w:r>
-        <w:t xml:space="preserve">Designed and shipped to production a self-service analytics agent over 67 BigQuery tables with multi-agent orchestration and human-in-the-loop validation (Context Researcher → SQL Drafter → Validator → Devil’s Advocate); 8 deterministic SQL rules and a 23-case golden-query evaluation suite. Partnered with Product, Data Science, and business stakeholders to translate ambiguous business questions into agent-ready specs. Approved by Sr. Director and product leadership and currently the only AI skill in active use by business teams on Data Ventures.</w:t>
+        <w:t xml:space="preserve">Shipped to production a self-service analytics agent over 67 BigQuery tables with sub-agent orchestration, human-in-the-loop validation, 8 deterministic SQL rules, and a 23-case golden-query evaluation suite; partnered with Product/DS/business stakeholders to translate ambiguous questions into agent-ready specs. Approved by Sr. Director and product leadership; the only AI skill in active use by business teams on Data Ventures.</w:t>
       </w:r>
     </w:p>
     <w:p>
@@ -117,7 +105,7 @@
         </w:numPr>
       </w:pPr>
       <w:r>
-        <w:t xml:space="preserve">Built an autonomous Jira ticket-resolution agent with MCP-driven context gathering, 6-gate triage, and agentic RAG (FAISS + BM25 retrieval over 11,000 historical SQL queries) plus self-healing execution on a 10-retry budget. Closed 400+ data requests across 8 categories over 15 months — cut turnaround from 30–60 minutes per request (and up to a full day for complex ones) to under 10 minutes each. Stakeholders never knew an agent was answering them.</w:t>
+        <w:t xml:space="preserve">Built a production Jira ticket-resolution agent — 6-gate triage, MCP context gathering, agentic RAG (FAISS + BM25 over 11,000 historical SQL queries), self-healing execution — that closed 400+ requests across 8 categories and cut turnaround from 30–60 minutes to under 10 minutes per ticket. Stakeholders never knew an agent was answering them.</w:t>
       </w:r>
     </w:p>
     <w:p>
@@ -129,7 +117,7 @@
         </w:numPr>
       </w:pPr>
       <w:r>
-        <w:t xml:space="preserve">Built a hybrid orchestrator on top of the analytics agent that routes business questions through two backends in parallel — a CubeJS semantic-layer skill co-built with the DS and product team, and the context-engineered agent itself — then compares outputs, reasons about disagreements, and feeds discrepancies back to refine the semantic layer’s definitions over time. Let Product self-serve requests they previously filed as tickets.</w:t>
+        <w:t xml:space="preserve">Built a hybrid text-to-data orchestrator that routes questions through two backends in parallel — a CubeJS semantic-layer skill (co-built with DS/product) and the context-engineered agent — compares outputs, reasons through disagreements, and refines the semantic layer over time; let Product self-serve requests they previously filed as tickets.</w:t>
       </w:r>
     </w:p>
     <w:p>
@@ -141,121 +129,49 @@
         </w:numPr>
       </w:pPr>
       <w:r>
-        <w:t xml:space="preserve">Built and deployed a headless KPI monitor on a 6-hour cron that detects threshold breaches, runs root-cause analysis, and posts Slack alerts; end-to-end observability via decision logging and BigQuery state persistence, so the agent carries no LLM-memory reliance. Designed a v2 as a 3-tier event-driven platform self-configuring through a BigQuery event registry — new event types ship without code deploys.</w:t>
-      </w:r>
-    </w:p>
-    <w:p>
-      <w:pPr>
-        <w:pStyle w:val="Compact"/>
-        <w:numPr>
-          <w:ilvl w:val="0"/>
-          <w:numId w:val="1001"/>
-        </w:numPr>
-      </w:pPr>
-      <w:r>
-        <w:t xml:space="preserve">Replaced ~20 recurring recruitment workflows run by hand 1–2× weekly with end-to-end automation on a 68-table BigQuery platform; stratified-sampling pipelines recruited 280,000+ panelists across 29 categories with zero duplicates, reducing a recurring 3-hour task to ~3 minutes of setup.</w:t>
-      </w:r>
-    </w:p>
-    <w:p>
-      <w:pPr>
-        <w:pStyle w:val="Compact"/>
-        <w:numPr>
-          <w:ilvl w:val="0"/>
-          <w:numId w:val="1001"/>
-        </w:numPr>
-      </w:pPr>
-      <w:r>
-        <w:t xml:space="preserve">Delivered 5 Power BI dashboards ranked top 1.4% of Walmart’s 207,000 dashboards (1,064 views, 22 users); cut data-request turnaround from 1–24 hours to 5–10 minutes; Making a Difference Award.</w:t>
+        <w:t xml:space="preserve">Built a production headless KPI monitor (6-hour cron) that detects threshold breaches, runs root-cause analysis, and posts Slack alerts; full observability via decision logging + BigQuery state, no LLM-memory reliance. Designed a 3-tier event-driven v2 self-configuring through a BigQuery event registry — new event types ship without code deploys.</w:t>
       </w:r>
     </w:p>
     <w:bookmarkEnd w:id="11"/>
-    <w:bookmarkStart w:id="12" w:name="Xbb3f53ca162944edae44470b003c5f9d0da92a4"/>
+    <w:bookmarkStart w:id="12" w:name="X0346c18987fa32928613227e44693f9b028176f"/>
     <w:p>
       <w:pPr>
         <w:pStyle w:val="Heading3"/>
       </w:pPr>
       <w:r>
-        <w:t xml:space="preserve">University of Chicago — Data Science Institute — Chicago, IL · Jan – Sep 2024</w:t>
-      </w:r>
-    </w:p>
-    <w:p>
-      <w:pPr>
-        <w:pStyle w:val="FirstParagraph"/>
-      </w:pPr>
-      <w:r>
-        <w:rPr>
-          <w:i/>
-          <w:iCs/>
-        </w:rPr>
-        <w:t xml:space="preserve">Graduate Researcher, Data &amp; Democracy Initiative</w:t>
-      </w:r>
-    </w:p>
-    <w:p>
-      <w:pPr>
-        <w:pStyle w:val="Compact"/>
+        <w:t xml:space="preserve">FTI Consulting — UChicago MSADS Capstone — Chicago, IL · Jan – Aug 2024</w:t>
+      </w:r>
+    </w:p>
+    <w:p>
+      <w:pPr>
         <w:numPr>
           <w:ilvl w:val="0"/>
           <w:numId w:val="1002"/>
         </w:numPr>
       </w:pPr>
       <w:r>
-        <w:t xml:space="preserve">Persona-driven multi-LLM (OpenAI + Gemini) chatbot for a 500+ participant donation experiment; controlled A/B tests persuaded 15% to donate to an opposing cause.</w:t>
-      </w:r>
-    </w:p>
-    <w:bookmarkEnd w:id="12"/>
-    <w:bookmarkStart w:id="13" w:name="X0346c18987fa32928613227e44693f9b028176f"/>
-    <w:p>
-      <w:pPr>
-        <w:pStyle w:val="Heading3"/>
-      </w:pPr>
-      <w:r>
-        <w:t xml:space="preserve">FTI Consulting — UChicago MSADS Capstone — Chicago, IL · Jan – Aug 2024</w:t>
-      </w:r>
-    </w:p>
-    <w:p>
-      <w:pPr>
-        <w:pStyle w:val="Compact"/>
+        <w:t xml:space="preserve">RAG-to-proposal generator deployed on AWS EC2 for a client engagement; cut proposal time ~30%; Best in Show — UChicago MSADS Capstone.</w:t>
+      </w:r>
+    </w:p>
+    <w:p>
+      <w:pPr>
         <w:numPr>
           <w:ilvl w:val="0"/>
-          <w:numId w:val="1003"/>
+          <w:numId w:val="1002"/>
         </w:numPr>
       </w:pPr>
       <w:r>
-        <w:t xml:space="preserve">RAG-to-proposal generator deployed on AWS EC2 for a client engagement; cut proposal time ~30%; Best in Show — UChicago MSADS Capstone.</w:t>
-      </w:r>
-    </w:p>
-    <w:bookmarkEnd w:id="13"/>
-    <w:bookmarkStart w:id="14" w:name="X1fae38ebdb976bd68aca29003801631d7f3df05"/>
-    <w:p>
-      <w:pPr>
-        <w:pStyle w:val="Heading3"/>
-      </w:pPr>
-      <w:r>
-        <w:t xml:space="preserve">Innovare (EdTech Startup) — Chicago, IL · Oct 2022 – Mar 2023</w:t>
-      </w:r>
-    </w:p>
-    <w:p>
-      <w:pPr>
-        <w:pStyle w:val="FirstParagraph"/>
-      </w:pPr>
-      <w:r>
         <w:rPr>
-          <w:i/>
-          <w:iCs/>
+          <w:b/>
+          <w:bCs/>
         </w:rPr>
-        <w:t xml:space="preserve">Data Scientist</w:t>
-      </w:r>
-    </w:p>
-    <w:p>
-      <w:pPr>
-        <w:pStyle w:val="Compact"/>
-        <w:numPr>
-          <w:ilvl w:val="0"/>
-          <w:numId w:val="1004"/>
-        </w:numPr>
-      </w:pPr>
-      <w:r>
-        <w:t xml:space="preserve">Logistic-regression risk model + Looker dashboards for 10+ districts (5,000+ students); retention +7%, failures –15%.</w:t>
+        <w:t xml:space="preserve">Selected project:</w:t>
+      </w:r>
+      <w:r>
+        <w:t xml:space="preserve"> </w:t>
+      </w:r>
+      <w:r>
+        <w:t xml:space="preserve">live-deployed text-to-SQL copilot — Streamlit + Gemini 2.5 + LangChain-orchestrated RAG over historical queries, BigQuery execution, auto-visualization. Demo: https://sql-rag-frontend-simple-481433773942.us-central1.run.app/</w:t>
       </w:r>
     </w:p>
     <w:p>
@@ -265,27 +181,47 @@
         </w:pict>
       </w:r>
     </w:p>
-    <w:bookmarkEnd w:id="14"/>
-    <w:bookmarkEnd w:id="15"/>
-    <w:bookmarkStart w:id="16" w:name="selected-project"/>
+    <w:bookmarkEnd w:id="12"/>
+    <w:bookmarkEnd w:id="13"/>
+    <w:bookmarkStart w:id="14" w:name="skills"/>
     <w:p>
       <w:pPr>
         <w:pStyle w:val="Heading2"/>
       </w:pPr>
       <w:r>
-        <w:t xml:space="preserve">SELECTED PROJECT</w:t>
-      </w:r>
-    </w:p>
-    <w:p>
-      <w:pPr>
-        <w:pStyle w:val="Compact"/>
-        <w:numPr>
-          <w:ilvl w:val="0"/>
-          <w:numId w:val="1005"/>
-        </w:numPr>
-      </w:pPr>
-      <w:r>
-        <w:t xml:space="preserve">Live deployed text-to-SQL copilot (Streamlit + Gemini 2.5 + LangChain-orchestrated RAG over historical queries, BigQuery execution, auto-visualization): live demo — https://sql-rag-frontend-simple-481433773942.us-central1.run.app/</w:t>
+        <w:t xml:space="preserve">SKILLS</w:t>
+      </w:r>
+    </w:p>
+    <w:p>
+      <w:pPr>
+        <w:pStyle w:val="FirstParagraph"/>
+      </w:pPr>
+      <w:r>
+        <w:t xml:space="preserve">Agentic AI: multi-agent / sub-agent orchestration, tool-calling, MCP server design, context engineering, memory management, prompt engineering, multi-model routing, headless cron agents, event-driven architectures; LLMs — Claude (Opus/Sonnet/Haiku via Wibey), Gemini (2.5 Pro/Flash via Vertex AI), OpenAI</w:t>
+      </w:r>
+    </w:p>
+    <w:p>
+      <w:pPr>
+        <w:pStyle w:val="BodyText"/>
+      </w:pPr>
+      <w:r>
+        <w:t xml:space="preserve">RAG &amp; evaluation: RAG (embeddings + FAISS + BM25 + RRF), ChromaDB semantic memory, LangChain, evaluation suites (golden sets, human-in-the-loop validation), decision logging / observability</w:t>
+      </w:r>
+    </w:p>
+    <w:p>
+      <w:pPr>
+        <w:pStyle w:val="BodyText"/>
+      </w:pPr>
+      <w:r>
+        <w:t xml:space="preserve">Backend &amp; deployment: Python, FastAPI, Cloud Run, microservices / API integration, BigQuery scheduled queries, Slack webhooks, cron, Playwright SSO, JSONL state stores, CI/CD (pytest, version control)</w:t>
+      </w:r>
+    </w:p>
+    <w:p>
+      <w:pPr>
+        <w:pStyle w:val="BodyText"/>
+      </w:pPr>
+      <w:r>
+        <w:t xml:space="preserve">Data &amp; viz: BigQuery, dbt, SQL, PySpark, Airflow, Databricks, MySQL; Power BI (DAX, XMLA TMSL), Tableau, LookML, Streamlit, Matplotlib, React Recharts</w:t>
       </w:r>
     </w:p>
     <w:p>
@@ -295,97 +231,32 @@
         </w:pict>
       </w:r>
     </w:p>
+    <w:bookmarkEnd w:id="14"/>
+    <w:bookmarkStart w:id="15" w:name="education"/>
+    <w:p>
+      <w:pPr>
+        <w:pStyle w:val="Heading2"/>
+      </w:pPr>
+      <w:r>
+        <w:t xml:space="preserve">EDUCATION</w:t>
+      </w:r>
+    </w:p>
+    <w:p>
+      <w:pPr>
+        <w:pStyle w:val="FirstParagraph"/>
+      </w:pPr>
+      <w:r>
+        <w:t xml:space="preserve">The University of Chicago — M.S., Applied Data Science (GPA 4.0) — Chicago, IL</w:t>
+      </w:r>
+      <w:r>
+        <w:t xml:space="preserve"> </w:t>
+      </w:r>
+      <w:r>
+        <w:t xml:space="preserve">Loyola University Chicago — B.S., Information Systems &amp; Economics (GPA 3.5) — Chicago, IL</w:t>
+      </w:r>
+    </w:p>
+    <w:bookmarkEnd w:id="15"/>
     <w:bookmarkEnd w:id="16"/>
-    <w:bookmarkStart w:id="17" w:name="skills"/>
-    <w:p>
-      <w:pPr>
-        <w:pStyle w:val="Heading2"/>
-      </w:pPr>
-      <w:r>
-        <w:t xml:space="preserve">SKILLS</w:t>
-      </w:r>
-    </w:p>
-    <w:p>
-      <w:pPr>
-        <w:pStyle w:val="FirstParagraph"/>
-      </w:pPr>
-      <w:r>
-        <w:t xml:space="preserve">Agentic AI: multi-agent / sub-agent orchestration, tool-calling, MCP (Model Context Protocol) server design, context engineering, memory management, prompt engineering, multi-model routing across providers, headless cron agents, event-driven architectures</w:t>
-      </w:r>
-    </w:p>
-    <w:p>
-      <w:pPr>
-        <w:pStyle w:val="BodyText"/>
-      </w:pPr>
-      <w:r>
-        <w:t xml:space="preserve">RAG &amp; retrieval: RAG (embeddings + FAISS + BM25 + RRF), ChromaDB semantic memory, LangChain, evaluation suites (golden sets, human-in-the-loop validation), decision logging / observability</w:t>
-      </w:r>
-    </w:p>
-    <w:p>
-      <w:pPr>
-        <w:pStyle w:val="BodyText"/>
-      </w:pPr>
-      <w:r>
-        <w:t xml:space="preserve">Backend &amp; deployment: Python, FastAPI, Cloud Run, microservices/API integration, BigQuery scheduled queries, Slack webhooks, cron, Playwright SSO, JSONL state stores, CI/CD (pytest, version control)</w:t>
-      </w:r>
-    </w:p>
-    <w:p>
-      <w:pPr>
-        <w:pStyle w:val="BodyText"/>
-      </w:pPr>
-      <w:r>
-        <w:t xml:space="preserve">LLMs: Claude (Opus / Sonnet / Haiku via Wibey), Gemini (2.5 Pro / Flash via Vertex AI), OpenAI</w:t>
-      </w:r>
-    </w:p>
-    <w:p>
-      <w:pPr>
-        <w:pStyle w:val="BodyText"/>
-      </w:pPr>
-      <w:r>
-        <w:t xml:space="preserve">Data: BigQuery, dbt, SQL, PySpark, Airflow, Databricks, MySQL</w:t>
-      </w:r>
-    </w:p>
-    <w:p>
-      <w:pPr>
-        <w:pStyle w:val="BodyText"/>
-      </w:pPr>
-      <w:r>
-        <w:t xml:space="preserve">Viz: Power BI (DAX, XMLA TMSL), Tableau, LookML, Streamlit, Matplotlib, React Recharts</w:t>
-      </w:r>
-    </w:p>
-    <w:p>
-      <w:r>
-        <w:pict>
-          <v:rect style="width:0;height:1.5pt" o:hralign="center" o:hrstd="t" o:hr="t"/>
-        </w:pict>
-      </w:r>
-    </w:p>
-    <w:bookmarkEnd w:id="17"/>
-    <w:bookmarkStart w:id="18" w:name="education"/>
-    <w:p>
-      <w:pPr>
-        <w:pStyle w:val="Heading2"/>
-      </w:pPr>
-      <w:r>
-        <w:t xml:space="preserve">EDUCATION</w:t>
-      </w:r>
-    </w:p>
-    <w:p>
-      <w:pPr>
-        <w:pStyle w:val="FirstParagraph"/>
-      </w:pPr>
-      <w:r>
-        <w:t xml:space="preserve">The University of Chicago — M.S., Applied Data Science (GPA 4.0) — Chicago, IL</w:t>
-      </w:r>
-      <w:r>
-        <w:t xml:space="preserve"> </w:t>
-      </w:r>
-      <w:r>
-        <w:t xml:space="preserve">Loyola University Chicago — B.S., Information Systems &amp; Economics (GPA 3.5) — Chicago, IL</w:t>
-      </w:r>
-    </w:p>
-    <w:bookmarkEnd w:id="18"/>
-    <w:bookmarkEnd w:id="19"/>
     <w:sectPr>
       <w:footnotePr>
         <w:numRestart w:val="eachSect"/>
@@ -606,15 +477,6 @@
     <w:abstractNumId w:val="991"/>
   </w:num>
   <w:num w:numId="1002">
-    <w:abstractNumId w:val="991"/>
-  </w:num>
-  <w:num w:numId="1003">
-    <w:abstractNumId w:val="991"/>
-  </w:num>
-  <w:num w:numId="1004">
-    <w:abstractNumId w:val="991"/>
-  </w:num>
-  <w:num w:numId="1005">
     <w:abstractNumId w:val="991"/>
   </w:num>
 </w:numbering>
